--- a/Aaryan_Samanta_Resume.docx
+++ b/Aaryan_Samanta_Resume.docx
@@ -32,7 +32,7 @@
         </w:rPr>
         <w:t xml:space="preserve">Cupertino, CA  |  </w:t>
       </w:r>
-      <w:hyperlink w:history="1" r:id="rIdreuzepgeq2phq8vjjgqp0">
+      <w:hyperlink w:history="1" r:id="rIdx51fsb33yz9auppyotuhv">
         <w:r>
           <w:rPr>
             <w:rStyle w:val="Hyperlink"/>
@@ -52,7 +52,7 @@
         </w:rPr>
         <w:t xml:space="preserve">  |  </w:t>
       </w:r>
-      <w:hyperlink w:history="1" r:id="rIdo1pz4man7k8vwxp3mhuwi">
+      <w:hyperlink w:history="1" r:id="rId8tkcvniy4y9j6gxne0oc4">
         <w:r>
           <w:rPr>
             <w:rStyle w:val="Hyperlink"/>
@@ -61,7 +61,7 @@
             <w:sz w:val="20"/>
             <w:szCs w:val="20"/>
           </w:rPr>
-          <w:t xml:space="preserve">aaryansamanta.com</w:t>
+          <w:t xml:space="preserve">aaryansamanta.github.io</w:t>
         </w:r>
       </w:hyperlink>
       <w:r>
@@ -72,7 +72,7 @@
         </w:rPr>
         <w:t xml:space="preserve">  |  </w:t>
       </w:r>
-      <w:hyperlink w:history="1" r:id="rIdyivwywphum4o8u6j119ph">
+      <w:hyperlink w:history="1" r:id="rIdc9uuba50mx6h1vvn6tduu">
         <w:r>
           <w:rPr>
             <w:rStyle w:val="Hyperlink"/>
@@ -90,7 +90,7 @@
         <w:spacing w:after="100"/>
         <w:jc w:val="center"/>
       </w:pPr>
-      <w:hyperlink w:history="1" r:id="rIdnnx9ff91dyosgrdcsvzv5">
+      <w:hyperlink w:history="1" r:id="rIdvkyhx0gwpee7z0_wmnfhs">
         <w:r>
           <w:rPr>
             <w:rStyle w:val="Hyperlink"/>
@@ -110,7 +110,7 @@
         </w:rPr>
         <w:t xml:space="preserve">  |  ORCID </w:t>
       </w:r>
-      <w:hyperlink w:history="1" r:id="rIdx-sitbyrg7mbibeq7bhcy">
+      <w:hyperlink w:history="1" r:id="rIdgjjgcq8ni4oj84mzr_n4x">
         <w:r>
           <w:rPr>
             <w:rStyle w:val="Hyperlink"/>
@@ -130,7 +130,7 @@
         </w:rPr>
         <w:t xml:space="preserve">  |  </w:t>
       </w:r>
-      <w:hyperlink w:history="1" r:id="rIdqdxwvmqisnmtj-kwrqp8o">
+      <w:hyperlink w:history="1" r:id="rIdrswfo1rzlgkgjnroyvitl">
         <w:r>
           <w:rPr>
             <w:rStyle w:val="Hyperlink"/>
@@ -150,7 +150,7 @@
         </w:rPr>
         <w:t xml:space="preserve">  |  </w:t>
       </w:r>
-      <w:hyperlink w:history="1" r:id="rId36t35e7j6vjzrl2wh0uuf">
+      <w:hyperlink w:history="1" r:id="rIdk1fw2z2ihudscylhfp5jx">
         <w:r>
           <w:rPr>
             <w:rStyle w:val="Hyperlink"/>
@@ -259,7 +259,7 @@
         </w:rPr>
         <w:t xml:space="preserve">Advanced AI sequence capstones: CNN pneumonia detector, symptom and disease pattern analysis, diabetes-risk model comparison (</w:t>
       </w:r>
-      <w:hyperlink w:history="1" r:id="rIdamzek8cgpmfl1xas5enu_">
+      <w:hyperlink w:history="1" r:id="rIdigiifr5jvokd-nfiqwhmf">
         <w:r>
           <w:rPr>
             <w:rStyle w:val="Hyperlink"/>
@@ -359,7 +359,7 @@
         </w:rPr>
         <w:t xml:space="preserve"> </w:t>
       </w:r>
-      <w:hyperlink w:history="1" r:id="rIdhsi2dowliokfvtbnbmbdy">
+      <w:hyperlink w:history="1" r:id="rIdy1d3mfzglng6tgvmsrupp">
         <w:r>
           <w:rPr>
             <w:rStyle w:val="Hyperlink"/>
@@ -384,7 +384,7 @@
         </w:rPr>
         <w:t xml:space="preserve">Quantum-inspired genetic algorithm fused with a graph neural network, explained with SHAP. F1 0.57 vs 0.55 (Random Forest) and 0.52 (SVM). </w:t>
       </w:r>
-      <w:hyperlink w:history="1" r:id="rIdvcia0erf-ayjufljww0of">
+      <w:hyperlink w:history="1" r:id="rIdf3ufg5cr66eyzn_v2zttu">
         <w:r>
           <w:rPr>
             <w:rStyle w:val="Hyperlink"/>
@@ -468,7 +468,7 @@
         </w:rPr>
         <w:t xml:space="preserve">UC Santa Barbara Summer Research Academy capstone (youngest accepted scholar). 540 isotypes, 609 RNA-seq samples, six mitochondrial quality-control genes; expression predictor Spearman 0.959. </w:t>
       </w:r>
-      <w:hyperlink w:history="1" r:id="rIdwh27bqtvykazt8tdk_vnf">
+      <w:hyperlink w:history="1" r:id="rId2bo8fjgucedwy_obsnzlk">
         <w:r>
           <w:rPr>
             <w:rStyle w:val="Hyperlink"/>
@@ -546,7 +546,7 @@
         </w:rPr>
         <w:t xml:space="preserve">Analyze anonymized pelvic-floor ultrasound from 23 subjects; extract displacement, velocity and acceleration during voluntary contraction, Valsalva and cough. Preliminary result: voluntary contraction increases urethral support; cough produced no significant caudal displacement. Not yet published. </w:t>
       </w:r>
-      <w:hyperlink w:history="1" r:id="rIdvxucdpblr2ngehxbrrubx">
+      <w:hyperlink w:history="1" r:id="rIdy3h07kjb8an-szz6cuciu">
         <w:r>
           <w:rPr>
             <w:rStyle w:val="Hyperlink"/>
@@ -656,7 +656,7 @@
         </w:rPr>
         <w:t xml:space="preserve">InfernoCommand: actor-critic, fire-relative reinforcement learning for wildfire response on a real Los Angeles terrain model built from SRTM elevation, OpenStreetMap, NOAA weather and the January 2025 Palisades Fire. Over training, mean reward rose 52% and buildings lost fell 54%. Manuscript submitted. </w:t>
       </w:r>
-      <w:hyperlink w:history="1" r:id="rIdhfd-bclju9wvd-saph5aa">
+      <w:hyperlink w:history="1" r:id="rIdpcf8_n3uegdupkvg7iclb">
         <w:r>
           <w:rPr>
             <w:rStyle w:val="Hyperlink"/>
@@ -805,7 +805,7 @@
         </w:rPr>
         <w:t xml:space="preserve">Perfect 1000 in Bronze, Silver and Gold, ranked first among 5,137, 2,721 and 1,336 participants. 2025 US Open: perfect 1000 in Gold and Silver, one of eight students in the U.S. </w:t>
       </w:r>
-      <w:hyperlink w:history="1" r:id="rIda7tjh5tltkpqul7pxta2e">
+      <w:hyperlink w:history="1" r:id="rIdbruqdbcbse5bv44zka_kb">
         <w:r>
           <w:rPr>
             <w:rStyle w:val="Hyperlink"/>
@@ -925,7 +925,7 @@
         </w:rPr>
         <w:t xml:space="preserve">92nd of 1,867 (top 4.9%). </w:t>
       </w:r>
-      <w:hyperlink w:history="1" r:id="rIdiuzdp1duuunscpgorbcbt">
+      <w:hyperlink w:history="1" r:id="rId8l8atdvddedalkkxu-qeo">
         <w:r>
           <w:rPr>
             <w:rStyle w:val="Hyperlink"/>
@@ -976,7 +976,7 @@
         </w:rPr>
         <w:t xml:space="preserve">2nd of about 250 teams and 1st among U.S. teams (2026). </w:t>
       </w:r>
-      <w:hyperlink w:history="1" r:id="rIdhmf5yu_hzewfn3eexvrwz">
+      <w:hyperlink w:history="1" r:id="rIdry40s7s9f0kejtiibnlgl">
         <w:r>
           <w:rPr>
             <w:rStyle w:val="Hyperlink"/>
@@ -1164,7 +1164,7 @@
         </w:rPr>
         <w:t xml:space="preserve">Wearable and EEG neurofeedback platform testing whether emotion is encoded in how body signals couple. Hypothesis stage. </w:t>
       </w:r>
-      <w:hyperlink w:history="1" r:id="rIdubdqg9t1tpbdkicibdiec">
+      <w:hyperlink w:history="1" r:id="rId6r0xheaghsyzyqb5r5fj0">
         <w:r>
           <w:rPr>
             <w:rStyle w:val="Hyperlink"/>
@@ -1393,7 +1393,7 @@
         </w:rPr>
         <w:t xml:space="preserve">Freshman-year school record, 100 m (11.89); Rookie of the Year. Anchored the winning frosh/soph 4×400 m relay at the Los Gatos Top 8 Invitational (3:36.02); ran on the 4×400 m relay that set an all-time stadium record at RustBuster. 2026 season bests: 200 m 24.35, 400 m 54.53. </w:t>
       </w:r>
-      <w:hyperlink w:history="1" r:id="rIdurbm7zvxirdqucmfixdug">
+      <w:hyperlink w:history="1" r:id="rIdx7i7ahn_a8hgpdfbgaksu">
         <w:r>
           <w:rPr>
             <w:rStyle w:val="Hyperlink"/>
@@ -1642,7 +1642,7 @@
         <w:sz w:val="16"/>
         <w:szCs w:val="16"/>
       </w:rPr>
-      <w:t xml:space="preserve">Aaryan Samanta | aaryansamanta.com | Updated September 2026</w:t>
+      <w:t xml:space="preserve">Aaryan Samanta | aaryansamanta.github.io | Updated September 2026</w:t>
     </w:r>
     <w:r>
       <w:rPr>
